--- a/_site/i3wm/2020-02-21-integracion-de-i3wm-en-tu-entorno-de-trabajo/index.docx
+++ b/_site/i3wm/2020-02-21-integracion-de-i3wm-en-tu-entorno-de-trabajo/index.docx
@@ -50,7 +50,7 @@
         <w:pStyle w:val="Heading1"/>
       </w:pPr>
       <w:r>
-        <w:t xml:space="preserve">Editar: Editar</w:t>
+        <w:t xml:space="preserve">Integrando i3wm en tu flujo de trabajo</w:t>
       </w:r>
     </w:p>
     <w:p>
@@ -183,23 +183,8 @@
       </w:hyperlink>
     </w:p>
     <w:p>
-      <w:r>
-        <w:br w:type="page"/>
-      </w:r>
-    </w:p>
-    <w:bookmarkEnd w:id="24"/>
-    <w:bookmarkStart w:id="25" w:name="abstract"/>
-    <w:p>
-      <w:pPr>
-        <w:pStyle w:val="Heading1"/>
-      </w:pPr>
-      <w:r>
-        <w:t xml:space="preserve">Resumen</w:t>
-      </w:r>
-    </w:p>
-    <w:p>
-      <w:pPr>
-        <w:pStyle w:val="FirstParagraph"/>
+      <w:pPr>
+        <w:pStyle w:val="BodyText"/>
       </w:pPr>
       <w:r>
         <w:rPr>
@@ -217,14 +202,14 @@
         <w:br w:type="page"/>
       </w:r>
     </w:p>
-    <w:bookmarkEnd w:id="25"/>
-    <w:bookmarkStart w:id="26" w:name="firstheader"/>
+    <w:bookmarkEnd w:id="24"/>
+    <w:bookmarkStart w:id="25" w:name="firstheader"/>
     <w:p>
       <w:pPr>
         <w:pStyle w:val="Heading1"/>
       </w:pPr>
       <w:r>
-        <w:t xml:space="preserve">Editar: Editar</w:t>
+        <w:t xml:space="preserve">Integrando i3wm en tu flujo de trabajo</w:t>
       </w:r>
     </w:p>
     <w:p>
@@ -430,8 +415,8 @@
         <w:t xml:space="preserve">## Prácticas recomendadas para una integración fluida de i3wm en tu entorno de trabajo</w:t>
       </w:r>
     </w:p>
-    <w:bookmarkEnd w:id="26"/>
-    <w:bookmarkStart w:id="47" w:name="publicaciones-similares"/>
+    <w:bookmarkEnd w:id="25"/>
+    <w:bookmarkStart w:id="46" w:name="publicaciones-similares"/>
     <w:p>
       <w:pPr>
         <w:pStyle w:val="Heading1"/>
@@ -456,11 +441,11 @@
           <w:numId w:val="1002"/>
         </w:numPr>
       </w:pPr>
-      <w:hyperlink r:id="rId27"/>
-      <w:r>
-        <w:t xml:space="preserve"> </w:t>
-      </w:r>
-      <w:hyperlink r:id="rId28">
+      <w:hyperlink r:id="rId26"/>
+      <w:r>
+        <w:t xml:space="preserve"> </w:t>
+      </w:r>
+      <w:hyperlink r:id="rId27">
         <w:r>
           <w:rPr>
             <w:rStyle w:val="Hyperlink"/>
@@ -477,11 +462,11 @@
           <w:numId w:val="1002"/>
         </w:numPr>
       </w:pPr>
-      <w:hyperlink r:id="rId29"/>
-      <w:r>
-        <w:t xml:space="preserve"> </w:t>
-      </w:r>
-      <w:hyperlink r:id="rId30">
+      <w:hyperlink r:id="rId28"/>
+      <w:r>
+        <w:t xml:space="preserve"> </w:t>
+      </w:r>
+      <w:hyperlink r:id="rId29">
         <w:r>
           <w:rPr>
             <w:rStyle w:val="Hyperlink"/>
@@ -498,11 +483,11 @@
           <w:numId w:val="1002"/>
         </w:numPr>
       </w:pPr>
-      <w:hyperlink r:id="rId31"/>
-      <w:r>
-        <w:t xml:space="preserve"> </w:t>
-      </w:r>
-      <w:hyperlink r:id="rId32">
+      <w:hyperlink r:id="rId30"/>
+      <w:r>
+        <w:t xml:space="preserve"> </w:t>
+      </w:r>
+      <w:hyperlink r:id="rId31">
         <w:r>
           <w:rPr>
             <w:rStyle w:val="Hyperlink"/>
@@ -519,11 +504,11 @@
           <w:numId w:val="1002"/>
         </w:numPr>
       </w:pPr>
-      <w:hyperlink r:id="rId33"/>
-      <w:r>
-        <w:t xml:space="preserve"> </w:t>
-      </w:r>
-      <w:hyperlink r:id="rId34">
+      <w:hyperlink r:id="rId32"/>
+      <w:r>
+        <w:t xml:space="preserve"> </w:t>
+      </w:r>
+      <w:hyperlink r:id="rId33">
         <w:r>
           <w:rPr>
             <w:rStyle w:val="Hyperlink"/>
@@ -540,11 +525,11 @@
           <w:numId w:val="1002"/>
         </w:numPr>
       </w:pPr>
-      <w:hyperlink r:id="rId35"/>
-      <w:r>
-        <w:t xml:space="preserve"> </w:t>
-      </w:r>
-      <w:hyperlink r:id="rId36">
+      <w:hyperlink r:id="rId34"/>
+      <w:r>
+        <w:t xml:space="preserve"> </w:t>
+      </w:r>
+      <w:hyperlink r:id="rId35">
         <w:r>
           <w:rPr>
             <w:rStyle w:val="Hyperlink"/>
@@ -561,11 +546,11 @@
           <w:numId w:val="1002"/>
         </w:numPr>
       </w:pPr>
-      <w:hyperlink r:id="rId37"/>
-      <w:r>
-        <w:t xml:space="preserve"> </w:t>
-      </w:r>
-      <w:hyperlink r:id="rId38">
+      <w:hyperlink r:id="rId36"/>
+      <w:r>
+        <w:t xml:space="preserve"> </w:t>
+      </w:r>
+      <w:hyperlink r:id="rId37">
         <w:r>
           <w:rPr>
             <w:rStyle w:val="Hyperlink"/>
@@ -582,11 +567,11 @@
           <w:numId w:val="1002"/>
         </w:numPr>
       </w:pPr>
-      <w:hyperlink r:id="rId39"/>
-      <w:r>
-        <w:t xml:space="preserve"> </w:t>
-      </w:r>
-      <w:hyperlink r:id="rId40">
+      <w:hyperlink r:id="rId38"/>
+      <w:r>
+        <w:t xml:space="preserve"> </w:t>
+      </w:r>
+      <w:hyperlink r:id="rId39">
         <w:r>
           <w:rPr>
             <w:rStyle w:val="Hyperlink"/>
@@ -603,11 +588,11 @@
           <w:numId w:val="1002"/>
         </w:numPr>
       </w:pPr>
-      <w:hyperlink r:id="rId41"/>
-      <w:r>
-        <w:t xml:space="preserve"> </w:t>
-      </w:r>
-      <w:hyperlink r:id="rId42">
+      <w:hyperlink r:id="rId40"/>
+      <w:r>
+        <w:t xml:space="preserve"> </w:t>
+      </w:r>
+      <w:hyperlink r:id="rId41">
         <w:r>
           <w:rPr>
             <w:rStyle w:val="Hyperlink"/>
@@ -624,11 +609,11 @@
           <w:numId w:val="1002"/>
         </w:numPr>
       </w:pPr>
-      <w:hyperlink r:id="rId43"/>
-      <w:r>
-        <w:t xml:space="preserve"> </w:t>
-      </w:r>
-      <w:hyperlink r:id="rId44">
+      <w:hyperlink r:id="rId42"/>
+      <w:r>
+        <w:t xml:space="preserve"> </w:t>
+      </w:r>
+      <w:hyperlink r:id="rId43">
         <w:r>
           <w:rPr>
             <w:rStyle w:val="Hyperlink"/>
@@ -645,11 +630,11 @@
           <w:numId w:val="1002"/>
         </w:numPr>
       </w:pPr>
-      <w:hyperlink r:id="rId45"/>
-      <w:r>
-        <w:t xml:space="preserve"> </w:t>
-      </w:r>
-      <w:hyperlink r:id="rId46">
+      <w:hyperlink r:id="rId44"/>
+      <w:r>
+        <w:t xml:space="preserve"> </w:t>
+      </w:r>
+      <w:hyperlink r:id="rId45">
         <w:r>
           <w:rPr>
             <w:rStyle w:val="Hyperlink"/>
@@ -666,7 +651,7 @@
         <w:t xml:space="preserve">Esperamos que encuentres estas publicaciones igualmente interesantes y útiles. ¡Disfruta de la lectura!</w:t>
       </w:r>
     </w:p>
-    <w:bookmarkEnd w:id="47"/>
+    <w:bookmarkEnd w:id="46"/>
     <w:sectPr>
       <w:headerReference r:id="rId9" w:type="even"/>
       <w:headerReference r:id="rId11" w:type="default"/>

--- a/_site/i3wm/2020-02-21-integracion-de-i3wm-en-tu-entorno-de-trabajo/index.docx
+++ b/_site/i3wm/2020-02-21-integracion-de-i3wm-en-tu-entorno-de-trabajo/index.docx
@@ -44,7 +44,7 @@
         <w:t xml:space="preserve"> </w:t>
       </w:r>
     </w:p>
-    <w:bookmarkStart w:id="20" w:name="title"/>
+    <w:bookmarkStart w:id="22" w:name="title"/>
     <w:p>
       <w:pPr>
         <w:pStyle w:val="Heading1"/>
@@ -93,8 +93,8 @@
         <w:t xml:space="preserve"> </w:t>
       </w:r>
     </w:p>
-    <w:bookmarkEnd w:id="20"/>
-    <w:bookmarkStart w:id="24" w:name="author-note"/>
+    <w:bookmarkEnd w:id="22"/>
+    <w:bookmarkStart w:id="26" w:name="author-note"/>
     <w:p>
       <w:pPr>
         <w:pStyle w:val="Heading1"/>
@@ -113,15 +113,15 @@
       <w:r>
         <w:t xml:space="preserve"> </w:t>
       </w:r>
-      <w:bookmarkStart w:id="21" w:name="orchid"/>
+      <w:bookmarkStart w:id="23" w:name="orchid"/>
       <w:r>
         <w:t xml:space="preserve">Orcid ID Logo: A green circle with white letters ID</w:t>
       </w:r>
-      <w:bookmarkEnd w:id="21"/>
-      <w:r>
-        <w:t xml:space="preserve"> </w:t>
-      </w:r>
-      <w:hyperlink r:id="rId22">
+      <w:bookmarkEnd w:id="23"/>
+      <w:r>
+        <w:t xml:space="preserve"> </w:t>
+      </w:r>
+      <w:hyperlink r:id="rId24">
         <w:r>
           <w:rPr>
             <w:rStyle w:val="Hyperlink"/>
@@ -160,7 +160,7 @@
         <w:t xml:space="preserve">: </w:t>
       </w:r>
       <w:r>
-        <w:t xml:space="preserve">conceptualización y redacción</w:t>
+        <w:t xml:space="preserve">conceptualización, metodología, análisis formal, investigación, recursos, curación de datos, redacción, visualización, supervisión, y administración del proyecto</w:t>
       </w:r>
     </w:p>
     <w:p>
@@ -168,12 +168,12 @@
         <w:pStyle w:val="BodyText"/>
       </w:pPr>
       <w:r>
-        <w:t xml:space="preserve">La correspondencia relativa a este artículo debe dirigirse a Edison Achalma, Escuela Profesional de Economía, Universidad Nacional de San Cristóbal de Huamanga, Ayacucho, AYA, Perú, Email:</w:t>
-      </w:r>
-      <w:r>
-        <w:t xml:space="preserve"> </w:t>
-      </w:r>
-      <w:hyperlink r:id="rId23">
+        <w:t xml:space="preserve">La correspondencia relativa a este artículo debe dirigirse a Edison Achalma, Escuela Profesional de Economía, Universidad Nacional de San Cristóbal de Huamanga, Portal Independencia N° 57, Ayacucho, AYA 5001, Perú, Email:</w:t>
+      </w:r>
+      <w:r>
+        <w:t xml:space="preserve"> </w:t>
+      </w:r>
+      <w:hyperlink r:id="rId25">
         <w:r>
           <w:rPr>
             <w:rStyle w:val="Hyperlink"/>
@@ -202,8 +202,8 @@
         <w:br w:type="page"/>
       </w:r>
     </w:p>
-    <w:bookmarkEnd w:id="24"/>
-    <w:bookmarkStart w:id="25" w:name="firstheader"/>
+    <w:bookmarkEnd w:id="26"/>
+    <w:bookmarkStart w:id="27" w:name="firstheader"/>
     <w:p>
       <w:pPr>
         <w:pStyle w:val="Heading1"/>
@@ -415,8 +415,8 @@
         <w:t xml:space="preserve">## Prácticas recomendadas para una integración fluida de i3wm en tu entorno de trabajo</w:t>
       </w:r>
     </w:p>
-    <w:bookmarkEnd w:id="25"/>
-    <w:bookmarkStart w:id="46" w:name="publicaciones-similares"/>
+    <w:bookmarkEnd w:id="27"/>
+    <w:bookmarkStart w:id="48" w:name="publicaciones-similares"/>
     <w:p>
       <w:pPr>
         <w:pStyle w:val="Heading1"/>
@@ -441,11 +441,11 @@
           <w:numId w:val="1002"/>
         </w:numPr>
       </w:pPr>
-      <w:hyperlink r:id="rId26"/>
-      <w:r>
-        <w:t xml:space="preserve"> </w:t>
-      </w:r>
-      <w:hyperlink r:id="rId27">
+      <w:hyperlink r:id="rId28"/>
+      <w:r>
+        <w:t xml:space="preserve"> </w:t>
+      </w:r>
+      <w:hyperlink r:id="rId29">
         <w:r>
           <w:rPr>
             <w:rStyle w:val="Hyperlink"/>
@@ -462,11 +462,11 @@
           <w:numId w:val="1002"/>
         </w:numPr>
       </w:pPr>
-      <w:hyperlink r:id="rId28"/>
-      <w:r>
-        <w:t xml:space="preserve"> </w:t>
-      </w:r>
-      <w:hyperlink r:id="rId29">
+      <w:hyperlink r:id="rId30"/>
+      <w:r>
+        <w:t xml:space="preserve"> </w:t>
+      </w:r>
+      <w:hyperlink r:id="rId31">
         <w:r>
           <w:rPr>
             <w:rStyle w:val="Hyperlink"/>
@@ -483,11 +483,11 @@
           <w:numId w:val="1002"/>
         </w:numPr>
       </w:pPr>
-      <w:hyperlink r:id="rId30"/>
-      <w:r>
-        <w:t xml:space="preserve"> </w:t>
-      </w:r>
-      <w:hyperlink r:id="rId31">
+      <w:hyperlink r:id="rId32"/>
+      <w:r>
+        <w:t xml:space="preserve"> </w:t>
+      </w:r>
+      <w:hyperlink r:id="rId33">
         <w:r>
           <w:rPr>
             <w:rStyle w:val="Hyperlink"/>
@@ -504,11 +504,11 @@
           <w:numId w:val="1002"/>
         </w:numPr>
       </w:pPr>
-      <w:hyperlink r:id="rId32"/>
-      <w:r>
-        <w:t xml:space="preserve"> </w:t>
-      </w:r>
-      <w:hyperlink r:id="rId33">
+      <w:hyperlink r:id="rId34"/>
+      <w:r>
+        <w:t xml:space="preserve"> </w:t>
+      </w:r>
+      <w:hyperlink r:id="rId35">
         <w:r>
           <w:rPr>
             <w:rStyle w:val="Hyperlink"/>
@@ -525,11 +525,11 @@
           <w:numId w:val="1002"/>
         </w:numPr>
       </w:pPr>
-      <w:hyperlink r:id="rId34"/>
-      <w:r>
-        <w:t xml:space="preserve"> </w:t>
-      </w:r>
-      <w:hyperlink r:id="rId35">
+      <w:hyperlink r:id="rId36"/>
+      <w:r>
+        <w:t xml:space="preserve"> </w:t>
+      </w:r>
+      <w:hyperlink r:id="rId37">
         <w:r>
           <w:rPr>
             <w:rStyle w:val="Hyperlink"/>
@@ -546,11 +546,11 @@
           <w:numId w:val="1002"/>
         </w:numPr>
       </w:pPr>
-      <w:hyperlink r:id="rId36"/>
-      <w:r>
-        <w:t xml:space="preserve"> </w:t>
-      </w:r>
-      <w:hyperlink r:id="rId37">
+      <w:hyperlink r:id="rId38"/>
+      <w:r>
+        <w:t xml:space="preserve"> </w:t>
+      </w:r>
+      <w:hyperlink r:id="rId39">
         <w:r>
           <w:rPr>
             <w:rStyle w:val="Hyperlink"/>
@@ -567,11 +567,11 @@
           <w:numId w:val="1002"/>
         </w:numPr>
       </w:pPr>
-      <w:hyperlink r:id="rId38"/>
-      <w:r>
-        <w:t xml:space="preserve"> </w:t>
-      </w:r>
-      <w:hyperlink r:id="rId39">
+      <w:hyperlink r:id="rId40"/>
+      <w:r>
+        <w:t xml:space="preserve"> </w:t>
+      </w:r>
+      <w:hyperlink r:id="rId41">
         <w:r>
           <w:rPr>
             <w:rStyle w:val="Hyperlink"/>
@@ -588,11 +588,11 @@
           <w:numId w:val="1002"/>
         </w:numPr>
       </w:pPr>
-      <w:hyperlink r:id="rId40"/>
-      <w:r>
-        <w:t xml:space="preserve"> </w:t>
-      </w:r>
-      <w:hyperlink r:id="rId41">
+      <w:hyperlink r:id="rId42"/>
+      <w:r>
+        <w:t xml:space="preserve"> </w:t>
+      </w:r>
+      <w:hyperlink r:id="rId43">
         <w:r>
           <w:rPr>
             <w:rStyle w:val="Hyperlink"/>
@@ -609,11 +609,11 @@
           <w:numId w:val="1002"/>
         </w:numPr>
       </w:pPr>
-      <w:hyperlink r:id="rId42"/>
-      <w:r>
-        <w:t xml:space="preserve"> </w:t>
-      </w:r>
-      <w:hyperlink r:id="rId43">
+      <w:hyperlink r:id="rId44"/>
+      <w:r>
+        <w:t xml:space="preserve"> </w:t>
+      </w:r>
+      <w:hyperlink r:id="rId45">
         <w:r>
           <w:rPr>
             <w:rStyle w:val="Hyperlink"/>
@@ -630,11 +630,11 @@
           <w:numId w:val="1002"/>
         </w:numPr>
       </w:pPr>
-      <w:hyperlink r:id="rId44"/>
-      <w:r>
-        <w:t xml:space="preserve"> </w:t>
-      </w:r>
-      <w:hyperlink r:id="rId45">
+      <w:hyperlink r:id="rId46"/>
+      <w:r>
+        <w:t xml:space="preserve"> </w:t>
+      </w:r>
+      <w:hyperlink r:id="rId47">
         <w:r>
           <w:rPr>
             <w:rStyle w:val="Hyperlink"/>
@@ -651,14 +651,14 @@
         <w:t xml:space="preserve">Esperamos que encuentres estas publicaciones igualmente interesantes y útiles. ¡Disfruta de la lectura!</w:t>
       </w:r>
     </w:p>
-    <w:bookmarkEnd w:id="46"/>
+    <w:bookmarkEnd w:id="48"/>
     <w:sectPr>
-      <w:headerReference r:id="rId9" w:type="even"/>
-      <w:headerReference r:id="rId11" w:type="default"/>
-      <w:footerReference r:id="rId14" w:type="even"/>
-      <w:footerReference r:id="rId13" w:type="default"/>
-      <w:headerReference r:id="rId10" w:type="first"/>
-      <w:footerReference r:id="rId12" w:type="first"/>
+      <w:headerReference r:id="rId8" w:type="even"/>
+      <w:headerReference r:id="rId9" w:type="default"/>
+      <w:footerReference r:id="rId10" w:type="even"/>
+      <w:footerReference r:id="rId11" w:type="default"/>
+      <w:headerReference r:id="rId12" w:type="first"/>
+      <w:footerReference r:id="rId13" w:type="first"/>
       <w:pgSz w:h="15840" w:w="12240"/>
       <w:pgMar w:bottom="1440" w:footer="720" w:gutter="0" w:header="720" w:left="1440" w:right="1440" w:top="1440"/>
       <w:cols w:space="720"/>
